--- a/Besoin_V1.docx
+++ b/Besoin_V1.docx
@@ -4,7 +4,7 @@
   <w:body>
     <w:p>
       <w:pPr>
-        <w:pStyle w:val="Titre2"/>
+        <w:pStyle w:val="T1"/>
       </w:pPr>
       <w:r>
         <w:t xml:space="preserve">1. </w:t>
